--- a/TEMA2/Act2.1_Ensayo_Rafael_Aaquino-villanueva-ISC-LYA1.docx
+++ b/TEMA2/Act2.1_Ensayo_Rafael_Aaquino-villanueva-ISC-LYA1.docx
@@ -91,7 +91,7 @@
           <w:sz w:val="22"/>
         </w:rPr>
         <w:drawing>
-          <wp:anchor distT="0" distB="0" distL="114300" distR="114300" simplePos="0" relativeHeight="251659264" behindDoc="1" locked="0" layoutInCell="1" allowOverlap="1" wp14:anchorId="5FF1E991" wp14:editId="582EDDE3">
+          <wp:anchor distT="0" distB="0" distL="114300" distR="114300" simplePos="0" relativeHeight="251659264" behindDoc="1" locked="0" layoutInCell="1" allowOverlap="1" wp14:anchorId="5FF1E991" wp14:editId="4BCD9457">
             <wp:simplePos x="0" y="0"/>
             <wp:positionH relativeFrom="margin">
               <wp:posOffset>4048760</wp:posOffset>
@@ -1554,20 +1554,7 @@
           <w:lang w:eastAsia="es-MX"/>
           <w14:ligatures w14:val="none"/>
         </w:rPr>
-        <w:t>1</w:t>
-      </w:r>
-      <w:r>
-        <w:rPr>
-          <w:rFonts w:eastAsia="Times New Roman" w:cs="Arial"/>
-          <w:b/>
-          <w:bCs/>
-          <w:color w:val="8EAADB" w:themeColor="accent1" w:themeTint="99"/>
-          <w:kern w:val="0"/>
-          <w:szCs w:val="24"/>
-          <w:lang w:eastAsia="es-MX"/>
-          <w14:ligatures w14:val="none"/>
-        </w:rPr>
-        <w:t>5</w:t>
+        <w:t>10</w:t>
       </w:r>
       <w:r>
         <w:rPr>
@@ -2502,6 +2489,31 @@
             <w14:ligatures w14:val="none"/>
           </w:rPr>
           <w:t>http://itpn.mx/recursosisc/6semestre/lenguajesyautomatas1/Unidad%20II.pdf</w:t>
+        </w:r>
+      </w:hyperlink>
+    </w:p>
+    <w:p>
+      <w:pPr>
+        <w:numPr>
+          <w:ilvl w:val="0"/>
+          <w:numId w:val="47"/>
+        </w:numPr>
+        <w:spacing w:line="360" w:lineRule="auto"/>
+      </w:pPr>
+      <w:r>
+        <w:t>LYA1 – Lenguajes y Autómatas I. Repositorio en GitHub.</w:t>
+      </w:r>
+      <w:r>
+        <w:br/>
+      </w:r>
+      <w:hyperlink r:id="rId16" w:history="1">
+        <w:r>
+          <w:rPr>
+            <w:rStyle w:val="Hipervnculo"/>
+            <w:color w:val="auto"/>
+            <w:u w:val="none"/>
+          </w:rPr>
+          <w:t>https://github.com/rafaelrav8770/LYA1.git</w:t>
         </w:r>
       </w:hyperlink>
     </w:p>
@@ -9127,7 +9139,6 @@
   <w:style w:type="character" w:default="1" w:styleId="Fuentedeprrafopredeter">
     <w:name w:val="Default Paragraph Font"/>
     <w:uiPriority w:val="1"/>
-    <w:semiHidden/>
     <w:unhideWhenUsed/>
   </w:style>
   <w:style w:type="table" w:default="1" w:styleId="Tablanormal">
